--- a/templates/ICICI_SINGLE_BORROWER_1_LOAN.docx
+++ b/templates/ICICI_SINGLE_BORROWER_1_LOAN.docx
@@ -177,6 +177,9 @@
         <w:jc w:val="both"/>
       </w:pPr>
       <w:r>
+        <w:rPr>
+          <w:b/>
+        </w:rPr>
         <w:t>1.</w:t>
         <w:tab/>
         <w:t>{{bs[0].n}} S/o {{bs[0].rn}}, Age {{bs[0].a}} Years, Resident at {{bs[0].adr}} hereinafter referred to as “the mortgagor” which expression shall unless it be repugnant to the context or meaning thereof, be deemed to include their heirs, administrators, legal representatives, executors and assigns) of the one part.</w:t>
